--- a/SFMS_Architect.docx
+++ b/SFMS_Architect.docx
@@ -2693,7 +2693,88 @@
           <w:szCs w:val="24"/>
         </w:rPr>
         <w:br/>
-        <w:t xml:space="preserve">              |                  |</w:t>
+        <w:t xml:space="preserve">              </w:t>
+      </w:r>
+      <w:r>
+        <w:rPr>
+          <w:rFonts w:ascii="Times New Roman" w:hAnsi="Times New Roman" w:cs="Times New Roman"/>
+          <w:color w:val="000000" w:themeColor="text1"/>
+          <w:sz w:val="24"/>
+          <w:szCs w:val="24"/>
+        </w:rPr>
+        <w:tab/>
+      </w:r>
+      <w:r>
+        <w:rPr>
+          <w:rFonts w:ascii="Times New Roman" w:hAnsi="Times New Roman" w:cs="Times New Roman"/>
+          <w:color w:val="000000" w:themeColor="text1"/>
+          <w:sz w:val="24"/>
+          <w:szCs w:val="24"/>
+        </w:rPr>
+        <w:t xml:space="preserve"> </w:t>
+      </w:r>
+      <w:r>
+        <w:rPr>
+          <w:rFonts w:ascii="Times New Roman" w:hAnsi="Times New Roman" w:cs="Times New Roman"/>
+          <w:color w:val="000000" w:themeColor="text1"/>
+          <w:sz w:val="24"/>
+          <w:szCs w:val="24"/>
+        </w:rPr>
+        <w:t xml:space="preserve">      </w:t>
+      </w:r>
+      <w:r>
+        <w:rPr>
+          <w:rFonts w:ascii="Times New Roman" w:hAnsi="Times New Roman" w:cs="Times New Roman"/>
+          <w:color w:val="000000" w:themeColor="text1"/>
+          <w:sz w:val="24"/>
+          <w:szCs w:val="24"/>
+        </w:rPr>
+        <w:t xml:space="preserve"> </w:t>
+      </w:r>
+      <w:r>
+        <w:rPr>
+          <w:rFonts w:ascii="Times New Roman" w:hAnsi="Times New Roman" w:cs="Times New Roman"/>
+          <w:color w:val="000000" w:themeColor="text1"/>
+          <w:sz w:val="24"/>
+          <w:szCs w:val="24"/>
+        </w:rPr>
+        <w:t xml:space="preserve">|                 </w:t>
+      </w:r>
+      <w:r>
+        <w:rPr>
+          <w:rFonts w:ascii="Times New Roman" w:hAnsi="Times New Roman" w:cs="Times New Roman"/>
+          <w:color w:val="000000" w:themeColor="text1"/>
+          <w:sz w:val="24"/>
+          <w:szCs w:val="24"/>
+        </w:rPr>
+        <w:tab/>
+      </w:r>
+      <w:r>
+        <w:rPr>
+          <w:rFonts w:ascii="Times New Roman" w:hAnsi="Times New Roman" w:cs="Times New Roman"/>
+          <w:color w:val="000000" w:themeColor="text1"/>
+          <w:sz w:val="24"/>
+          <w:szCs w:val="24"/>
+        </w:rPr>
+        <w:tab/>
+      </w:r>
+      <w:r>
+        <w:rPr>
+          <w:rFonts w:ascii="Times New Roman" w:hAnsi="Times New Roman" w:cs="Times New Roman"/>
+          <w:color w:val="000000" w:themeColor="text1"/>
+          <w:sz w:val="24"/>
+          <w:szCs w:val="24"/>
+        </w:rPr>
+        <w:t xml:space="preserve">      </w:t>
+      </w:r>
+      <w:r>
+        <w:rPr>
+          <w:rFonts w:ascii="Times New Roman" w:hAnsi="Times New Roman" w:cs="Times New Roman"/>
+          <w:color w:val="000000" w:themeColor="text1"/>
+          <w:sz w:val="24"/>
+          <w:szCs w:val="24"/>
+        </w:rPr>
+        <w:t>|</w:t>
       </w:r>
       <w:r>
         <w:rPr>
@@ -2703,7 +2784,64 @@
           <w:szCs w:val="24"/>
         </w:rPr>
         <w:br/>
-        <w:t xml:space="preserve">              +-&gt; CANCELLED      +-&gt; NO_SHOW</w:t>
+        <w:t xml:space="preserve">             </w:t>
+      </w:r>
+      <w:r>
+        <w:rPr>
+          <w:rFonts w:ascii="Times New Roman" w:hAnsi="Times New Roman" w:cs="Times New Roman"/>
+          <w:color w:val="000000" w:themeColor="text1"/>
+          <w:sz w:val="24"/>
+          <w:szCs w:val="24"/>
+        </w:rPr>
+        <w:tab/>
+        <w:t xml:space="preserve"> </w:t>
+      </w:r>
+      <w:r>
+        <w:rPr>
+          <w:rFonts w:ascii="Times New Roman" w:hAnsi="Times New Roman" w:cs="Times New Roman"/>
+          <w:color w:val="000000" w:themeColor="text1"/>
+          <w:sz w:val="24"/>
+          <w:szCs w:val="24"/>
+        </w:rPr>
+        <w:t xml:space="preserve">       </w:t>
+      </w:r>
+      <w:r>
+        <w:rPr>
+          <w:rFonts w:ascii="Times New Roman" w:hAnsi="Times New Roman" w:cs="Times New Roman"/>
+          <w:color w:val="000000" w:themeColor="text1"/>
+          <w:sz w:val="24"/>
+          <w:szCs w:val="24"/>
+        </w:rPr>
+        <w:t xml:space="preserve">+-&gt; CANCELLED    </w:t>
+      </w:r>
+      <w:r>
+        <w:rPr>
+          <w:rFonts w:ascii="Times New Roman" w:hAnsi="Times New Roman" w:cs="Times New Roman"/>
+          <w:color w:val="000000" w:themeColor="text1"/>
+          <w:sz w:val="24"/>
+          <w:szCs w:val="24"/>
+        </w:rPr>
+        <w:t xml:space="preserve">      </w:t>
+      </w:r>
+      <w:r>
+        <w:rPr>
+          <w:rFonts w:ascii="Times New Roman" w:hAnsi="Times New Roman" w:cs="Times New Roman"/>
+          <w:color w:val="000000" w:themeColor="text1"/>
+          <w:sz w:val="24"/>
+          <w:szCs w:val="24"/>
+        </w:rPr>
+        <w:t xml:space="preserve">    </w:t>
+      </w:r>
+      <w:bookmarkStart w:id="0" w:name="_GoBack"/>
+      <w:bookmarkEnd w:id="0"/>
+      <w:r>
+        <w:rPr>
+          <w:rFonts w:ascii="Times New Roman" w:hAnsi="Times New Roman" w:cs="Times New Roman"/>
+          <w:color w:val="000000" w:themeColor="text1"/>
+          <w:sz w:val="24"/>
+          <w:szCs w:val="24"/>
+        </w:rPr>
+        <w:t>+-&gt; NO_SHOW</w:t>
       </w:r>
       <w:r>
         <w:rPr>
@@ -7148,8 +7286,6 @@
         </w:rPr>
         <w:t>Mục đích: Thông tin 05 sân và trạng thái vận hành.</w:t>
       </w:r>
-      <w:bookmarkStart w:id="0" w:name="_GoBack"/>
-      <w:bookmarkEnd w:id="0"/>
     </w:p>
     <w:tbl>
       <w:tblPr>
@@ -51832,7 +51968,7 @@
 </file>
 
 <file path=customXml/itemProps1.xml><?xml version="1.0" encoding="utf-8"?>
-<ds:datastoreItem xmlns:ds="http://schemas.openxmlformats.org/officeDocument/2006/customXml" ds:itemID="{529012E4-929D-49BC-8C33-5A36DFAE1B96}">
+<ds:datastoreItem xmlns:ds="http://schemas.openxmlformats.org/officeDocument/2006/customXml" ds:itemID="{60926F74-DFA3-4C91-BF81-8BCF5637D54F}">
   <ds:schemaRefs>
     <ds:schemaRef ds:uri="http://schemas.openxmlformats.org/officeDocument/2006/bibliography"/>
   </ds:schemaRefs>
